--- a/backend/dryer_tagged.docx
+++ b/backend/dryer_tagged.docx
@@ -4006,13 +4006,13 @@
           <w:sz w:val="24"/>
         </w:rPr>
         <w:tab/>
+        <w:t>{amountWords}</w:t>
       </w:r>
       <w:r>
         <w:rPr>
           <w:b/>
           <w:sz w:val="24"/>
         </w:rPr>
-        <w:t>Five Lakhs Eight Three Thousand Two Hundred Rupees Only</w:t>
       </w:r>
     </w:p>
     <w:p>
